--- a/templates/template.docx
+++ b/templates/template.docx
@@ -20,39 +20,12 @@
       </w:pPr>
       <w:r>
         <w:rPr>
-          <w:rFonts w:ascii="宋体" w:cs="宋体"/>
+          <w:rFonts w:ascii="宋体" w:hAnsi="宋体" w:cs="宋体" w:eastAsia="宋体"/>
+          <w:sz w:val="32"/>
+          <w:szCs w:val="32"/>
           <w:b/>
-          <w:bCs/>
-          <w:kern w:val="0"/>
-          <w:sz w:val="44"/>
-          <w:szCs w:val="44"/>
-          <w:lang w:val="zh-CN"/>
         </w:rPr>
-        <w:t>2024</w:t>
-      </w:r>
-      <w:r>
-        <w:rPr>
-          <w:rFonts w:hint="eastAsia" w:ascii="宋体" w:cs="宋体"/>
-          <w:b/>
-          <w:bCs/>
-          <w:kern w:val="0"/>
-          <w:sz w:val="44"/>
-          <w:szCs w:val="44"/>
-          <w:lang w:val="zh-CN"/>
-        </w:rPr>
-        <w:t>年</w:t>
-      </w:r>
-      <w:r>
-        <w:rPr>
-          <w:rFonts w:hint="eastAsia" w:ascii="宋体" w:cs="宋体"/>
-          <w:b/>
-          <w:bCs/>
-          <w:kern w:val="0"/>
-          <w:sz w:val="44"/>
-          <w:szCs w:val="44"/>
-          <w:lang w:val="en-US" w:eastAsia="zh-CN"/>
-        </w:rPr>
-        <w:t>template</w:t>
+        <w:t>{% if paper_title %}{{ paper_title }}{% else %}待命名试卷{% endif %}</w:t>
       </w:r>
     </w:p>
     <w:p>
@@ -594,20 +567,16 @@
         <w:jc w:val="center"/>
       </w:pPr>
       <w:r>
-        <w:rPr>
-          <w:rFonts w:ascii="宋体" w:hAnsi="宋体"/>
-          <w:szCs w:val="21"/>
-        </w:rPr>
         <w:br w:type="page"/>
       </w:r>
       <w:r>
         <w:rPr>
-          <w:rFonts w:ascii="宋体" w:hAnsi="宋体" w:eastAsia="宋体" w:cs="宋体"/>
-          <w:b/>
+          <w:rFonts w:ascii="宋体" w:hAnsi="宋体" w:cs="宋体" w:eastAsia="宋体"/>
           <w:sz w:val="21"/>
           <w:szCs w:val="21"/>
+          <w:b/>
         </w:rPr>
-        <w:t>{% if paper_title %}《{{ paper_title }}》{% endif %}答案</w:t>
+        <w:t>《{% if paper_title %}{{ paper_title }}{% else %}待命名试卷{% endif %}》答案</w:t>
       </w:r>
     </w:p>
     <w:p>
